--- a/Lab_06/6.docx
+++ b/Lab_06/6.docx
@@ -288,12 +288,7 @@
         </w:rPr>
       </w:pPr>
       <w:r>
-        <w:rPr>
-          <w:rFonts w:ascii="Times New Roman" w:hAnsi="Times New Roman" w:cs="Times New Roman"/>
-          <w:sz w:val="28"/>
-          <w:szCs w:val="28"/>
-        </w:rPr>
-        <w:t>Виконала:</w:t>
+        <w:t>Виконав:</w:t>
       </w:r>
     </w:p>
     <w:p>
@@ -306,12 +301,7 @@
         </w:rPr>
       </w:pPr>
       <w:r>
-        <w:rPr>
-          <w:rFonts w:ascii="Times New Roman" w:hAnsi="Times New Roman" w:cs="Times New Roman"/>
-          <w:sz w:val="28"/>
-          <w:szCs w:val="28"/>
-        </w:rPr>
-        <w:t>Студентка групи ФеП-33</w:t>
+        <w:t>Студент групи ФеП-31</w:t>
       </w:r>
     </w:p>
     <w:p>
